--- a/P6-Extra/Word_p6_extra.docx
+++ b/P6-Extra/Word_p6_extra.docx
@@ -1,6 +1,6 @@
 
 <file path=word/document.xml><?xml version="1.0" encoding="utf-8"?>
-<w:document xmlns:wpc="http://schemas.microsoft.com/office/word/2010/wordprocessingCanvas" xmlns:cx="http://schemas.microsoft.com/office/drawing/2014/chartex" xmlns:cx1="http://schemas.microsoft.com/office/drawing/2015/9/8/chartex" xmlns:mc="http://schemas.openxmlformats.org/markup-compatibility/2006" xmlns:o="urn:schemas-microsoft-com:office:office" xmlns:r="http://schemas.openxmlformats.org/officeDocument/2006/relationships" xmlns:m="http://schemas.openxmlformats.org/officeDocument/2006/math" xmlns:v="urn:schemas-microsoft-com:vml" xmlns:wp14="http://schemas.microsoft.com/office/word/2010/wordprocessingDrawing" xmlns:wp="http://schemas.openxmlformats.org/drawingml/2006/wordprocessingDrawing" xmlns:w10="urn:schemas-microsoft-com:office:word" xmlns:w="http://schemas.openxmlformats.org/wordprocessingml/2006/main" xmlns:w14="http://schemas.microsoft.com/office/word/2010/wordml" xmlns:w15="http://schemas.microsoft.com/office/word/2012/wordml" xmlns:w16se="http://schemas.microsoft.com/office/word/2015/wordml/symex" xmlns:wpg="http://schemas.microsoft.com/office/word/2010/wordprocessingGroup" xmlns:wpi="http://schemas.microsoft.com/office/word/2010/wordprocessingInk" xmlns:wne="http://schemas.microsoft.com/office/word/2006/wordml" xmlns:wps="http://schemas.microsoft.com/office/word/2010/wordprocessingShape" mc:Ignorable="w14 w15 w16se wp14">
+<w:document xmlns:wpc="http://schemas.microsoft.com/office/word/2010/wordprocessingCanvas" xmlns:cx="http://schemas.microsoft.com/office/drawing/2014/chartex" xmlns:cx1="http://schemas.microsoft.com/office/drawing/2015/9/8/chartex" xmlns:cx2="http://schemas.microsoft.com/office/drawing/2015/10/21/chartex" xmlns:cx3="http://schemas.microsoft.com/office/drawing/2016/5/9/chartex" xmlns:cx4="http://schemas.microsoft.com/office/drawing/2016/5/10/chartex" xmlns:cx5="http://schemas.microsoft.com/office/drawing/2016/5/11/chartex" xmlns:cx6="http://schemas.microsoft.com/office/drawing/2016/5/12/chartex" xmlns:cx7="http://schemas.microsoft.com/office/drawing/2016/5/13/chartex" xmlns:cx8="http://schemas.microsoft.com/office/drawing/2016/5/14/chartex" xmlns:mc="http://schemas.openxmlformats.org/markup-compatibility/2006" xmlns:aink="http://schemas.microsoft.com/office/drawing/2016/ink" xmlns:am3d="http://schemas.microsoft.com/office/drawing/2017/model3d" xmlns:o="urn:schemas-microsoft-com:office:office" xmlns:oel="http://schemas.microsoft.com/office/2019/extlst" xmlns:r="http://schemas.openxmlformats.org/officeDocument/2006/relationships" xmlns:m="http://schemas.openxmlformats.org/officeDocument/2006/math" xmlns:v="urn:schemas-microsoft-com:vml" xmlns:wp14="http://schemas.microsoft.com/office/word/2010/wordprocessingDrawing" xmlns:wp="http://schemas.openxmlformats.org/drawingml/2006/wordprocessingDrawing" xmlns:w10="urn:schemas-microsoft-com:office:word" xmlns:w="http://schemas.openxmlformats.org/wordprocessingml/2006/main" xmlns:w14="http://schemas.microsoft.com/office/word/2010/wordml" xmlns:w15="http://schemas.microsoft.com/office/word/2012/wordml" xmlns:w16cex="http://schemas.microsoft.com/office/word/2018/wordml/cex" xmlns:w16cid="http://schemas.microsoft.com/office/word/2016/wordml/cid" xmlns:w16="http://schemas.microsoft.com/office/word/2018/wordml" xmlns:w16du="http://schemas.microsoft.com/office/word/2023/wordml/word16du" xmlns:w16sdtdh="http://schemas.microsoft.com/office/word/2020/wordml/sdtdatahash" xmlns:w16sdtfl="http://schemas.microsoft.com/office/word/2024/wordml/sdtformatlock" xmlns:w16se="http://schemas.microsoft.com/office/word/2015/wordml/symex" xmlns:wpg="http://schemas.microsoft.com/office/word/2010/wordprocessingGroup" xmlns:wpi="http://schemas.microsoft.com/office/word/2010/wordprocessingInk" xmlns:wne="http://schemas.microsoft.com/office/word/2006/wordml" xmlns:wps="http://schemas.microsoft.com/office/word/2010/wordprocessingShape" mc:Ignorable="w14 w15 w16se w16cid w16 w16cex w16sdtdh w16sdtfl w16du wp14">
   <w:body>
     <w:p>
       <w:pPr>
@@ -10,23 +10,959 @@
           <w:szCs w:val="24"/>
         </w:rPr>
       </w:pPr>
+    </w:p>
+    <w:p>
+      <w:pPr>
+        <w:rPr>
+          <w:b/>
+          <w:bCs/>
+          <w:sz w:val="40"/>
+          <w:szCs w:val="40"/>
+        </w:rPr>
+      </w:pPr>
       <w:r>
         <w:rPr>
+          <w:b/>
+          <w:bCs/>
+          <w:sz w:val="40"/>
+          <w:szCs w:val="40"/>
+        </w:rPr>
+        <w:t xml:space="preserve">Problema </w:t>
+      </w:r>
+      <w:proofErr w:type="spellStart"/>
+      <w:r>
+        <w:rPr>
+          <w:b/>
+          <w:bCs/>
+          <w:sz w:val="40"/>
+          <w:szCs w:val="40"/>
+        </w:rPr>
+        <w:t>NReinas</w:t>
+      </w:r>
+      <w:proofErr w:type="spellEnd"/>
+    </w:p>
+    <w:p>
+      <w:pPr>
+        <w:rPr>
+          <w:b/>
+          <w:bCs/>
+          <w:sz w:val="28"/>
+          <w:szCs w:val="28"/>
+        </w:rPr>
+      </w:pPr>
+      <w:r>
+        <w:rPr>
+          <w:noProof/>
           <w:sz w:val="24"/>
           <w:szCs w:val="24"/>
         </w:rPr>
         <w:drawing>
-          <wp:anchor distT="0" distB="0" distL="114300" distR="114300" simplePos="0" relativeHeight="251658240" behindDoc="0" locked="0" layoutInCell="1" allowOverlap="1" wp14:anchorId="1D54B149" wp14:editId="5D7E0B68">
+          <wp:anchor distT="0" distB="0" distL="114300" distR="114300" simplePos="0" relativeHeight="251659264" behindDoc="0" locked="0" layoutInCell="1" allowOverlap="1" wp14:anchorId="374311D4" wp14:editId="7585D804">
             <wp:simplePos x="0" y="0"/>
             <wp:positionH relativeFrom="column">
-              <wp:posOffset>1199236</wp:posOffset>
+              <wp:posOffset>3663207</wp:posOffset>
             </wp:positionH>
             <wp:positionV relativeFrom="paragraph">
-              <wp:posOffset>197181</wp:posOffset>
+              <wp:posOffset>112599</wp:posOffset>
             </wp:positionV>
-            <wp:extent cx="2969971" cy="3006292"/>
+            <wp:extent cx="1880559" cy="2837997"/>
+            <wp:effectExtent l="0" t="0" r="5715" b="635"/>
+            <wp:wrapNone/>
+            <wp:docPr id="2" name="Imagen 2"/>
+            <wp:cNvGraphicFramePr>
+              <a:graphicFrameLocks xmlns:a="http://schemas.openxmlformats.org/drawingml/2006/main" noChangeAspect="1"/>
+            </wp:cNvGraphicFramePr>
+            <a:graphic xmlns:a="http://schemas.openxmlformats.org/drawingml/2006/main">
+              <a:graphicData uri="http://schemas.openxmlformats.org/drawingml/2006/picture">
+                <pic:pic xmlns:pic="http://schemas.openxmlformats.org/drawingml/2006/picture">
+                  <pic:nvPicPr>
+                    <pic:cNvPr id="1" name=""/>
+                    <pic:cNvPicPr/>
+                  </pic:nvPicPr>
+                  <pic:blipFill rotWithShape="1">
+                    <a:blip r:embed="rId7" cstate="print">
+                      <a:extLst>
+                        <a:ext uri="{28A0092B-C50C-407E-A947-70E740481C1C}">
+                          <a14:useLocalDpi xmlns:a14="http://schemas.microsoft.com/office/drawing/2010/main" val="0"/>
+                        </a:ext>
+                      </a:extLst>
+                    </a:blip>
+                    <a:srcRect r="49094"/>
+                    <a:stretch>
+                      <a:fillRect/>
+                    </a:stretch>
+                  </pic:blipFill>
+                  <pic:spPr bwMode="auto">
+                    <a:xfrm>
+                      <a:off x="0" y="0"/>
+                      <a:ext cx="1880559" cy="2837997"/>
+                    </a:xfrm>
+                    <a:prstGeom prst="rect">
+                      <a:avLst/>
+                    </a:prstGeom>
+                    <a:ln>
+                      <a:noFill/>
+                    </a:ln>
+                    <a:extLst>
+                      <a:ext uri="{53640926-AAD7-44D8-BBD7-CCE9431645EC}">
+                        <a14:shadowObscured xmlns:a14="http://schemas.microsoft.com/office/drawing/2010/main"/>
+                      </a:ext>
+                    </a:extLst>
+                  </pic:spPr>
+                </pic:pic>
+              </a:graphicData>
+            </a:graphic>
+            <wp14:sizeRelH relativeFrom="margin">
+              <wp14:pctWidth>0</wp14:pctWidth>
+            </wp14:sizeRelH>
+            <wp14:sizeRelV relativeFrom="margin">
+              <wp14:pctHeight>0</wp14:pctHeight>
+            </wp14:sizeRelV>
+          </wp:anchor>
+        </w:drawing>
+      </w:r>
+      <w:r>
+        <w:rPr>
+          <w:b/>
+          <w:bCs/>
+          <w:sz w:val="28"/>
+          <w:szCs w:val="28"/>
+        </w:rPr>
+        <w:t>NReinasTiempos</w:t>
+      </w:r>
+      <w:r>
+        <w:rPr>
+          <w:b/>
+          <w:bCs/>
+          <w:sz w:val="28"/>
+          <w:szCs w:val="28"/>
+        </w:rPr>
+        <w:t>.java</w:t>
+      </w:r>
+    </w:p>
+    <w:tbl>
+      <w:tblPr>
+        <w:tblStyle w:val="Tablaconcuadrcula"/>
+        <w:tblpPr w:leftFromText="141" w:rightFromText="141" w:vertAnchor="page" w:horzAnchor="margin" w:tblpY="3384"/>
+        <w:tblW w:w="4957" w:type="dxa"/>
+        <w:tblLook w:val="04A0" w:firstRow="1" w:lastRow="0" w:firstColumn="1" w:lastColumn="0" w:noHBand="0" w:noVBand="1"/>
+      </w:tblPr>
+      <w:tblGrid>
+        <w:gridCol w:w="1696"/>
+        <w:gridCol w:w="1560"/>
+        <w:gridCol w:w="1701"/>
+      </w:tblGrid>
+      <w:tr>
+        <w:trPr>
+          <w:trHeight w:val="416"/>
+        </w:trPr>
+        <w:tc>
+          <w:tcPr>
+            <w:tcW w:w="1696" w:type="dxa"/>
+            <w:shd w:val="clear" w:color="auto" w:fill="FBE4D5" w:themeFill="accent2" w:themeFillTint="33"/>
+            <w:vAlign w:val="center"/>
+          </w:tcPr>
+          <w:p>
+            <w:pPr>
+              <w:jc w:val="center"/>
+            </w:pPr>
+            <w:r>
+              <w:t xml:space="preserve">Tablero </w:t>
+            </w:r>
+            <w:proofErr w:type="spellStart"/>
+            <w:r>
+              <w:t>NxN</w:t>
+            </w:r>
+            <w:proofErr w:type="spellEnd"/>
+          </w:p>
+        </w:tc>
+        <w:tc>
+          <w:tcPr>
+            <w:tcW w:w="1560" w:type="dxa"/>
+            <w:shd w:val="clear" w:color="auto" w:fill="D9E2F3" w:themeFill="accent1" w:themeFillTint="33"/>
+            <w:vAlign w:val="center"/>
+          </w:tcPr>
+          <w:p>
+            <w:pPr>
+              <w:jc w:val="center"/>
+            </w:pPr>
+            <w:r>
+              <w:t>tiempo (ms)</w:t>
+            </w:r>
+          </w:p>
+        </w:tc>
+        <w:tc>
+          <w:tcPr>
+            <w:tcW w:w="1701" w:type="dxa"/>
+            <w:shd w:val="clear" w:color="auto" w:fill="D9E2F3" w:themeFill="accent1" w:themeFillTint="33"/>
+            <w:vAlign w:val="center"/>
+          </w:tcPr>
+          <w:p>
+            <w:pPr>
+              <w:jc w:val="center"/>
+            </w:pPr>
+            <w:r>
+              <w:t xml:space="preserve"> n soluciones</w:t>
+            </w:r>
+          </w:p>
+        </w:tc>
+      </w:tr>
+      <w:tr>
+        <w:tc>
+          <w:tcPr>
+            <w:tcW w:w="1696" w:type="dxa"/>
+            <w:shd w:val="clear" w:color="auto" w:fill="FBE4D5" w:themeFill="accent2" w:themeFillTint="33"/>
+            <w:vAlign w:val="center"/>
+          </w:tcPr>
+          <w:p>
+            <w:pPr>
+              <w:jc w:val="center"/>
+            </w:pPr>
+            <w:r>
+              <w:t>4</w:t>
+            </w:r>
+          </w:p>
+        </w:tc>
+        <w:tc>
+          <w:tcPr>
+            <w:tcW w:w="1560" w:type="dxa"/>
+            <w:vAlign w:val="center"/>
+          </w:tcPr>
+          <w:p>
+            <w:pPr>
+              <w:jc w:val="center"/>
+            </w:pPr>
+            <w:r>
+              <w:t>6</w:t>
+            </w:r>
+          </w:p>
+        </w:tc>
+        <w:tc>
+          <w:tcPr>
+            <w:tcW w:w="1701" w:type="dxa"/>
+            <w:vAlign w:val="center"/>
+          </w:tcPr>
+          <w:p>
+            <w:pPr>
+              <w:jc w:val="center"/>
+            </w:pPr>
+            <w:r>
+              <w:t>2</w:t>
+            </w:r>
+          </w:p>
+        </w:tc>
+      </w:tr>
+      <w:tr>
+        <w:tc>
+          <w:tcPr>
+            <w:tcW w:w="1696" w:type="dxa"/>
+            <w:shd w:val="clear" w:color="auto" w:fill="FBE4D5" w:themeFill="accent2" w:themeFillTint="33"/>
+            <w:vAlign w:val="center"/>
+          </w:tcPr>
+          <w:p>
+            <w:pPr>
+              <w:jc w:val="center"/>
+            </w:pPr>
+            <w:r>
+              <w:t>5</w:t>
+            </w:r>
+          </w:p>
+        </w:tc>
+        <w:tc>
+          <w:tcPr>
+            <w:tcW w:w="1560" w:type="dxa"/>
+            <w:vAlign w:val="center"/>
+          </w:tcPr>
+          <w:p>
+            <w:pPr>
+              <w:jc w:val="center"/>
+            </w:pPr>
+            <w:r>
+              <w:t>0</w:t>
+            </w:r>
+          </w:p>
+        </w:tc>
+        <w:tc>
+          <w:tcPr>
+            <w:tcW w:w="1701" w:type="dxa"/>
+            <w:vAlign w:val="center"/>
+          </w:tcPr>
+          <w:p>
+            <w:pPr>
+              <w:jc w:val="center"/>
+            </w:pPr>
+            <w:r>
+              <w:t>10</w:t>
+            </w:r>
+          </w:p>
+        </w:tc>
+      </w:tr>
+      <w:tr>
+        <w:tc>
+          <w:tcPr>
+            <w:tcW w:w="1696" w:type="dxa"/>
+            <w:shd w:val="clear" w:color="auto" w:fill="FBE4D5" w:themeFill="accent2" w:themeFillTint="33"/>
+            <w:vAlign w:val="center"/>
+          </w:tcPr>
+          <w:p>
+            <w:pPr>
+              <w:jc w:val="center"/>
+            </w:pPr>
+            <w:r>
+              <w:t>6</w:t>
+            </w:r>
+          </w:p>
+        </w:tc>
+        <w:tc>
+          <w:tcPr>
+            <w:tcW w:w="1560" w:type="dxa"/>
+            <w:vAlign w:val="center"/>
+          </w:tcPr>
+          <w:p>
+            <w:pPr>
+              <w:jc w:val="center"/>
+            </w:pPr>
+            <w:r>
+              <w:t>0</w:t>
+            </w:r>
+          </w:p>
+        </w:tc>
+        <w:tc>
+          <w:tcPr>
+            <w:tcW w:w="1701" w:type="dxa"/>
+            <w:vAlign w:val="center"/>
+          </w:tcPr>
+          <w:p>
+            <w:pPr>
+              <w:jc w:val="center"/>
+            </w:pPr>
+            <w:r>
+              <w:t>4</w:t>
+            </w:r>
+          </w:p>
+        </w:tc>
+      </w:tr>
+      <w:tr>
+        <w:tc>
+          <w:tcPr>
+            <w:tcW w:w="1696" w:type="dxa"/>
+            <w:shd w:val="clear" w:color="auto" w:fill="FBE4D5" w:themeFill="accent2" w:themeFillTint="33"/>
+            <w:vAlign w:val="center"/>
+          </w:tcPr>
+          <w:p>
+            <w:pPr>
+              <w:jc w:val="center"/>
+            </w:pPr>
+            <w:r>
+              <w:t>7</w:t>
+            </w:r>
+          </w:p>
+        </w:tc>
+        <w:tc>
+          <w:tcPr>
+            <w:tcW w:w="1560" w:type="dxa"/>
+            <w:vAlign w:val="center"/>
+          </w:tcPr>
+          <w:p>
+            <w:pPr>
+              <w:jc w:val="center"/>
+            </w:pPr>
+            <w:r>
+              <w:t>0</w:t>
+            </w:r>
+          </w:p>
+        </w:tc>
+        <w:tc>
+          <w:tcPr>
+            <w:tcW w:w="1701" w:type="dxa"/>
+            <w:vAlign w:val="center"/>
+          </w:tcPr>
+          <w:p>
+            <w:pPr>
+              <w:jc w:val="center"/>
+            </w:pPr>
+            <w:r>
+              <w:t>40</w:t>
+            </w:r>
+          </w:p>
+        </w:tc>
+      </w:tr>
+      <w:tr>
+        <w:tc>
+          <w:tcPr>
+            <w:tcW w:w="1696" w:type="dxa"/>
+            <w:shd w:val="clear" w:color="auto" w:fill="FBE4D5" w:themeFill="accent2" w:themeFillTint="33"/>
+            <w:vAlign w:val="center"/>
+          </w:tcPr>
+          <w:p>
+            <w:pPr>
+              <w:jc w:val="center"/>
+            </w:pPr>
+            <w:r>
+              <w:t>8</w:t>
+            </w:r>
+          </w:p>
+        </w:tc>
+        <w:tc>
+          <w:tcPr>
+            <w:tcW w:w="1560" w:type="dxa"/>
+            <w:vAlign w:val="center"/>
+          </w:tcPr>
+          <w:p>
+            <w:pPr>
+              <w:jc w:val="center"/>
+            </w:pPr>
+            <w:r>
+              <w:t>1</w:t>
+            </w:r>
+          </w:p>
+        </w:tc>
+        <w:tc>
+          <w:tcPr>
+            <w:tcW w:w="1701" w:type="dxa"/>
+            <w:vAlign w:val="center"/>
+          </w:tcPr>
+          <w:p>
+            <w:pPr>
+              <w:jc w:val="center"/>
+            </w:pPr>
+            <w:r>
+              <w:t>92</w:t>
+            </w:r>
+          </w:p>
+        </w:tc>
+      </w:tr>
+      <w:tr>
+        <w:tc>
+          <w:tcPr>
+            <w:tcW w:w="1696" w:type="dxa"/>
+            <w:shd w:val="clear" w:color="auto" w:fill="FBE4D5" w:themeFill="accent2" w:themeFillTint="33"/>
+            <w:vAlign w:val="center"/>
+          </w:tcPr>
+          <w:p>
+            <w:pPr>
+              <w:jc w:val="center"/>
+            </w:pPr>
+            <w:r>
+              <w:t>9</w:t>
+            </w:r>
+          </w:p>
+        </w:tc>
+        <w:tc>
+          <w:tcPr>
+            <w:tcW w:w="1560" w:type="dxa"/>
+            <w:vAlign w:val="center"/>
+          </w:tcPr>
+          <w:p>
+            <w:pPr>
+              <w:jc w:val="center"/>
+            </w:pPr>
+            <w:r>
+              <w:t>3</w:t>
+            </w:r>
+          </w:p>
+        </w:tc>
+        <w:tc>
+          <w:tcPr>
+            <w:tcW w:w="1701" w:type="dxa"/>
+            <w:vAlign w:val="center"/>
+          </w:tcPr>
+          <w:p>
+            <w:pPr>
+              <w:jc w:val="center"/>
+            </w:pPr>
+            <w:r>
+              <w:t>352</w:t>
+            </w:r>
+          </w:p>
+        </w:tc>
+      </w:tr>
+      <w:tr>
+        <w:tc>
+          <w:tcPr>
+            <w:tcW w:w="1696" w:type="dxa"/>
+            <w:shd w:val="clear" w:color="auto" w:fill="FBE4D5" w:themeFill="accent2" w:themeFillTint="33"/>
+            <w:vAlign w:val="center"/>
+          </w:tcPr>
+          <w:p>
+            <w:pPr>
+              <w:jc w:val="center"/>
+            </w:pPr>
+            <w:r>
+              <w:t>10</w:t>
+            </w:r>
+          </w:p>
+        </w:tc>
+        <w:tc>
+          <w:tcPr>
+            <w:tcW w:w="1560" w:type="dxa"/>
+            <w:vAlign w:val="center"/>
+          </w:tcPr>
+          <w:p>
+            <w:pPr>
+              <w:jc w:val="center"/>
+            </w:pPr>
+            <w:r>
+              <w:t>11</w:t>
+            </w:r>
+          </w:p>
+        </w:tc>
+        <w:tc>
+          <w:tcPr>
+            <w:tcW w:w="1701" w:type="dxa"/>
+            <w:vAlign w:val="center"/>
+          </w:tcPr>
+          <w:p>
+            <w:pPr>
+              <w:jc w:val="center"/>
+            </w:pPr>
+            <w:r>
+              <w:t>724</w:t>
+            </w:r>
+          </w:p>
+        </w:tc>
+      </w:tr>
+      <w:tr>
+        <w:tc>
+          <w:tcPr>
+            <w:tcW w:w="1696" w:type="dxa"/>
+            <w:shd w:val="clear" w:color="auto" w:fill="FBE4D5" w:themeFill="accent2" w:themeFillTint="33"/>
+            <w:vAlign w:val="center"/>
+          </w:tcPr>
+          <w:p>
+            <w:pPr>
+              <w:jc w:val="center"/>
+            </w:pPr>
+            <w:r>
+              <w:t>11</w:t>
+            </w:r>
+          </w:p>
+        </w:tc>
+        <w:tc>
+          <w:tcPr>
+            <w:tcW w:w="1560" w:type="dxa"/>
+            <w:vAlign w:val="center"/>
+          </w:tcPr>
+          <w:p>
+            <w:pPr>
+              <w:jc w:val="center"/>
+            </w:pPr>
+            <w:r>
+              <w:t>61</w:t>
+            </w:r>
+          </w:p>
+        </w:tc>
+        <w:tc>
+          <w:tcPr>
+            <w:tcW w:w="1701" w:type="dxa"/>
+            <w:vAlign w:val="center"/>
+          </w:tcPr>
+          <w:p>
+            <w:pPr>
+              <w:jc w:val="center"/>
+            </w:pPr>
+            <w:r>
+              <w:t>2680</w:t>
+            </w:r>
+          </w:p>
+        </w:tc>
+      </w:tr>
+      <w:tr>
+        <w:tc>
+          <w:tcPr>
+            <w:tcW w:w="1696" w:type="dxa"/>
+            <w:shd w:val="clear" w:color="auto" w:fill="FBE4D5" w:themeFill="accent2" w:themeFillTint="33"/>
+            <w:vAlign w:val="center"/>
+          </w:tcPr>
+          <w:p>
+            <w:pPr>
+              <w:jc w:val="center"/>
+            </w:pPr>
+            <w:r>
+              <w:t>12</w:t>
+            </w:r>
+          </w:p>
+        </w:tc>
+        <w:tc>
+          <w:tcPr>
+            <w:tcW w:w="1560" w:type="dxa"/>
+            <w:vAlign w:val="center"/>
+          </w:tcPr>
+          <w:p>
+            <w:pPr>
+              <w:jc w:val="center"/>
+            </w:pPr>
+            <w:r>
+              <w:t>317</w:t>
+            </w:r>
+          </w:p>
+        </w:tc>
+        <w:tc>
+          <w:tcPr>
+            <w:tcW w:w="1701" w:type="dxa"/>
+            <w:vAlign w:val="center"/>
+          </w:tcPr>
+          <w:p>
+            <w:pPr>
+              <w:jc w:val="center"/>
+            </w:pPr>
+            <w:r>
+              <w:t>14200</w:t>
+            </w:r>
+          </w:p>
+        </w:tc>
+      </w:tr>
+      <w:tr>
+        <w:tc>
+          <w:tcPr>
+            <w:tcW w:w="1696" w:type="dxa"/>
+            <w:shd w:val="clear" w:color="auto" w:fill="FBE4D5" w:themeFill="accent2" w:themeFillTint="33"/>
+            <w:vAlign w:val="center"/>
+          </w:tcPr>
+          <w:p>
+            <w:pPr>
+              <w:jc w:val="center"/>
+            </w:pPr>
+            <w:r>
+              <w:t>13</w:t>
+            </w:r>
+          </w:p>
+        </w:tc>
+        <w:tc>
+          <w:tcPr>
+            <w:tcW w:w="1560" w:type="dxa"/>
+            <w:vAlign w:val="center"/>
+          </w:tcPr>
+          <w:p>
+            <w:pPr>
+              <w:jc w:val="center"/>
+            </w:pPr>
+            <w:r>
+              <w:t>1832</w:t>
+            </w:r>
+          </w:p>
+        </w:tc>
+        <w:tc>
+          <w:tcPr>
+            <w:tcW w:w="1701" w:type="dxa"/>
+            <w:vAlign w:val="center"/>
+          </w:tcPr>
+          <w:p>
+            <w:pPr>
+              <w:jc w:val="center"/>
+            </w:pPr>
+            <w:r>
+              <w:t>73712</w:t>
+            </w:r>
+          </w:p>
+        </w:tc>
+      </w:tr>
+      <w:tr>
+        <w:tc>
+          <w:tcPr>
+            <w:tcW w:w="1696" w:type="dxa"/>
+            <w:shd w:val="clear" w:color="auto" w:fill="FBE4D5" w:themeFill="accent2" w:themeFillTint="33"/>
+            <w:vAlign w:val="center"/>
+          </w:tcPr>
+          <w:p>
+            <w:pPr>
+              <w:jc w:val="center"/>
+            </w:pPr>
+            <w:r>
+              <w:t>14</w:t>
+            </w:r>
+          </w:p>
+        </w:tc>
+        <w:tc>
+          <w:tcPr>
+            <w:tcW w:w="1560" w:type="dxa"/>
+            <w:vAlign w:val="center"/>
+          </w:tcPr>
+          <w:p>
+            <w:pPr>
+              <w:jc w:val="center"/>
+            </w:pPr>
+            <w:r>
+              <w:t>11145</w:t>
+            </w:r>
+          </w:p>
+        </w:tc>
+        <w:tc>
+          <w:tcPr>
+            <w:tcW w:w="1701" w:type="dxa"/>
+            <w:vAlign w:val="center"/>
+          </w:tcPr>
+          <w:p>
+            <w:pPr>
+              <w:jc w:val="center"/>
+            </w:pPr>
+            <w:r>
+              <w:t>365596</w:t>
+            </w:r>
+          </w:p>
+        </w:tc>
+      </w:tr>
+      <w:tr>
+        <w:tc>
+          <w:tcPr>
+            <w:tcW w:w="1696" w:type="dxa"/>
+            <w:shd w:val="clear" w:color="auto" w:fill="FBE4D5" w:themeFill="accent2" w:themeFillTint="33"/>
+            <w:vAlign w:val="center"/>
+          </w:tcPr>
+          <w:p>
+            <w:pPr>
+              <w:jc w:val="center"/>
+            </w:pPr>
+            <w:r>
+              <w:t>15</w:t>
+            </w:r>
+          </w:p>
+        </w:tc>
+        <w:tc>
+          <w:tcPr>
+            <w:tcW w:w="1560" w:type="dxa"/>
+            <w:vAlign w:val="center"/>
+          </w:tcPr>
+          <w:p>
+            <w:pPr>
+              <w:jc w:val="center"/>
+            </w:pPr>
+            <w:r>
+              <w:t>73228</w:t>
+            </w:r>
+          </w:p>
+        </w:tc>
+        <w:tc>
+          <w:tcPr>
+            <w:tcW w:w="1701" w:type="dxa"/>
+            <w:vAlign w:val="center"/>
+          </w:tcPr>
+          <w:p>
+            <w:pPr>
+              <w:jc w:val="center"/>
+            </w:pPr>
+            <w:r>
+              <w:t>2279184</w:t>
+            </w:r>
+          </w:p>
+        </w:tc>
+      </w:tr>
+    </w:tbl>
+    <w:p>
+      <w:pPr>
+        <w:rPr>
+          <w:b/>
+          <w:bCs/>
+          <w:sz w:val="28"/>
+          <w:szCs w:val="28"/>
+        </w:rPr>
+      </w:pPr>
+    </w:p>
+    <w:p>
+      <w:pPr>
+        <w:rPr>
+          <w:b/>
+          <w:bCs/>
+          <w:sz w:val="28"/>
+          <w:szCs w:val="28"/>
+        </w:rPr>
+      </w:pPr>
+    </w:p>
+    <w:p>
+      <w:pPr>
+        <w:rPr>
+          <w:b/>
+          <w:bCs/>
+          <w:sz w:val="28"/>
+          <w:szCs w:val="28"/>
+        </w:rPr>
+      </w:pPr>
+    </w:p>
+    <w:p>
+      <w:pPr>
+        <w:rPr>
+          <w:b/>
+          <w:bCs/>
+          <w:sz w:val="28"/>
+          <w:szCs w:val="28"/>
+        </w:rPr>
+      </w:pPr>
+    </w:p>
+    <w:p>
+      <w:pPr>
+        <w:rPr>
+          <w:b/>
+          <w:bCs/>
+          <w:sz w:val="28"/>
+          <w:szCs w:val="28"/>
+        </w:rPr>
+      </w:pPr>
+    </w:p>
+    <w:p>
+      <w:pPr>
+        <w:rPr>
+          <w:b/>
+          <w:bCs/>
+          <w:sz w:val="28"/>
+          <w:szCs w:val="28"/>
+        </w:rPr>
+      </w:pPr>
+    </w:p>
+    <w:p>
+      <w:pPr>
+        <w:rPr>
+          <w:b/>
+          <w:bCs/>
+          <w:sz w:val="28"/>
+          <w:szCs w:val="28"/>
+        </w:rPr>
+      </w:pPr>
+    </w:p>
+    <w:p>
+      <w:pPr>
+        <w:rPr>
+          <w:sz w:val="24"/>
+          <w:szCs w:val="24"/>
+        </w:rPr>
+      </w:pPr>
+    </w:p>
+    <w:p>
+      <w:pPr>
+        <w:rPr>
+          <w:b/>
+          <w:bCs/>
+          <w:sz w:val="28"/>
+          <w:szCs w:val="28"/>
+        </w:rPr>
+      </w:pPr>
+    </w:p>
+    <w:p>
+      <w:pPr>
+        <w:jc w:val="both"/>
+        <w:rPr>
+          <w:sz w:val="24"/>
+          <w:szCs w:val="24"/>
+        </w:rPr>
+      </w:pPr>
+      <w:r>
+        <w:rPr>
+          <w:b/>
+          <w:bCs/>
+          <w:sz w:val="24"/>
+          <w:szCs w:val="24"/>
+          <w:u w:val="single"/>
+        </w:rPr>
+        <w:t>Complejidad del algoritmo</w:t>
+      </w:r>
+      <w:r>
+        <w:rPr>
+          <w:b/>
+          <w:bCs/>
+          <w:sz w:val="24"/>
+          <w:szCs w:val="24"/>
+          <w:u w:val="single"/>
+        </w:rPr>
+        <w:t xml:space="preserve">: </w:t>
+      </w:r>
+    </w:p>
+    <w:p>
+      <w:pPr>
+        <w:jc w:val="both"/>
+      </w:pPr>
+      <w:r>
+        <w:t>El algoritmo tiene una complejidad factorial</w:t>
+      </w:r>
+      <w:r>
+        <w:t xml:space="preserve"> O(n!) en función del tamaño del tablero donde se colocan las reinas</w:t>
+      </w:r>
+      <w:r>
+        <w:t>, utilizando la técnica de backtracking</w:t>
+      </w:r>
+      <w:r>
+        <w:t xml:space="preserve">. Esto se obtiene de que vamos colocando </w:t>
+      </w:r>
+      <w:r>
+        <w:t>una reina por fila y probando las posibles columnas disponibles en cada paso, por lo que el número de configuraciones se va multiplicando por cada posible solución, lo que da lugar a un crecimiento factorial.</w:t>
+      </w:r>
+    </w:p>
+    <w:p>
+      <w:pPr>
+        <w:jc w:val="both"/>
+        <w:rPr>
+          <w:sz w:val="24"/>
+          <w:szCs w:val="24"/>
+        </w:rPr>
+      </w:pPr>
+      <w:r>
+        <w:rPr>
+          <w:b/>
+          <w:bCs/>
+          <w:sz w:val="24"/>
+          <w:szCs w:val="24"/>
+          <w:u w:val="single"/>
+        </w:rPr>
+        <w:t>Observación</w:t>
+      </w:r>
+      <w:r>
+        <w:rPr>
+          <w:b/>
+          <w:bCs/>
+          <w:sz w:val="24"/>
+          <w:szCs w:val="24"/>
+          <w:u w:val="single"/>
+        </w:rPr>
+        <w:t xml:space="preserve">: </w:t>
+      </w:r>
+    </w:p>
+    <w:p>
+      <w:pPr>
+        <w:jc w:val="both"/>
+      </w:pPr>
+      <w:r>
+        <w:t>A partir de N = 16 el programa produce una excepción debido a que se ll</w:t>
+      </w:r>
+      <w:r>
+        <w:t>ena</w:t>
+      </w:r>
+      <w:r>
+        <w:t xml:space="preserve"> el espacio</w:t>
+      </w:r>
+      <w:r>
+        <w:t xml:space="preserve"> de memoria</w:t>
+      </w:r>
+      <w:r>
+        <w:t xml:space="preserve"> del heap </w:t>
+      </w:r>
+      <w:r>
+        <w:t>debido a la gran cantidad de soluciones que debe ir almacenando y las numerosas llamadas recursivas que debe ir gestionando.</w:t>
+      </w:r>
+    </w:p>
+    <w:p>
+      <w:pPr>
+        <w:jc w:val="both"/>
+        <w:rPr>
+          <w:sz w:val="24"/>
+          <w:szCs w:val="24"/>
+        </w:rPr>
+      </w:pPr>
+      <w:r>
+        <w:rPr>
+          <w:noProof/>
+          <w:sz w:val="24"/>
+          <w:szCs w:val="24"/>
+        </w:rPr>
+        <w:drawing>
+          <wp:anchor distT="0" distB="0" distL="114300" distR="114300" simplePos="0" relativeHeight="251658240" behindDoc="0" locked="0" layoutInCell="1" allowOverlap="1" wp14:anchorId="1D54B149" wp14:editId="4C0323B0">
+            <wp:simplePos x="0" y="0"/>
+            <wp:positionH relativeFrom="column">
+              <wp:posOffset>1039291</wp:posOffset>
+            </wp:positionH>
+            <wp:positionV relativeFrom="paragraph">
+              <wp:posOffset>82418</wp:posOffset>
+            </wp:positionV>
+            <wp:extent cx="2969895" cy="3006090"/>
             <wp:effectExtent l="0" t="0" r="1905" b="3810"/>
-            <wp:wrapSquare wrapText="bothSides"/>
+            <wp:wrapNone/>
             <wp:docPr id="1" name="Imagen 1"/>
             <wp:cNvGraphicFramePr>
               <a:graphicFrameLocks xmlns:a="http://schemas.openxmlformats.org/drawingml/2006/main" noChangeAspect="1"/>
@@ -39,7 +975,7 @@
                     <pic:cNvPicPr/>
                   </pic:nvPicPr>
                   <pic:blipFill>
-                    <a:blip r:embed="rId7">
+                    <a:blip r:embed="rId8">
                       <a:extLst>
                         <a:ext uri="{28A0092B-C50C-407E-A947-70E740481C1C}">
                           <a14:useLocalDpi xmlns:a14="http://schemas.microsoft.com/office/drawing/2010/main" val="0"/>
@@ -53,7 +989,7 @@
                   <pic:spPr>
                     <a:xfrm>
                       <a:off x="0" y="0"/>
-                      <a:ext cx="2969971" cy="3006292"/>
+                      <a:ext cx="2969895" cy="3006090"/>
                     </a:xfrm>
                     <a:prstGeom prst="rect">
                       <a:avLst/>
@@ -62,6 +998,12 @@
                 </pic:pic>
               </a:graphicData>
             </a:graphic>
+            <wp14:sizeRelH relativeFrom="margin">
+              <wp14:pctWidth>0</wp14:pctWidth>
+            </wp14:sizeRelH>
+            <wp14:sizeRelV relativeFrom="margin">
+              <wp14:pctHeight>0</wp14:pctHeight>
+            </wp14:sizeRelV>
           </wp:anchor>
         </w:drawing>
       </w:r>
@@ -83,145 +1025,6 @@
           <w:szCs w:val="24"/>
         </w:rPr>
       </w:pPr>
-    </w:p>
-    <w:p>
-      <w:pPr>
-        <w:jc w:val="both"/>
-        <w:rPr>
-          <w:sz w:val="24"/>
-          <w:szCs w:val="24"/>
-        </w:rPr>
-      </w:pPr>
-    </w:p>
-    <w:p>
-      <w:pPr>
-        <w:jc w:val="both"/>
-        <w:rPr>
-          <w:sz w:val="24"/>
-          <w:szCs w:val="24"/>
-        </w:rPr>
-      </w:pPr>
-    </w:p>
-    <w:p>
-      <w:pPr>
-        <w:jc w:val="both"/>
-        <w:rPr>
-          <w:sz w:val="24"/>
-          <w:szCs w:val="24"/>
-        </w:rPr>
-      </w:pPr>
-    </w:p>
-    <w:p>
-      <w:pPr>
-        <w:jc w:val="both"/>
-        <w:rPr>
-          <w:sz w:val="24"/>
-          <w:szCs w:val="24"/>
-        </w:rPr>
-      </w:pPr>
-    </w:p>
-    <w:p>
-      <w:pPr>
-        <w:jc w:val="both"/>
-        <w:rPr>
-          <w:sz w:val="24"/>
-          <w:szCs w:val="24"/>
-        </w:rPr>
-      </w:pPr>
-    </w:p>
-    <w:p>
-      <w:pPr>
-        <w:jc w:val="both"/>
-        <w:rPr>
-          <w:sz w:val="24"/>
-          <w:szCs w:val="24"/>
-        </w:rPr>
-      </w:pPr>
-    </w:p>
-    <w:p>
-      <w:pPr>
-        <w:jc w:val="both"/>
-        <w:rPr>
-          <w:sz w:val="24"/>
-          <w:szCs w:val="24"/>
-        </w:rPr>
-      </w:pPr>
-    </w:p>
-    <w:p>
-      <w:pPr>
-        <w:rPr>
-          <w:sz w:val="24"/>
-          <w:szCs w:val="24"/>
-        </w:rPr>
-      </w:pPr>
-    </w:p>
-    <w:p>
-      <w:pPr>
-        <w:jc w:val="both"/>
-        <w:rPr>
-          <w:sz w:val="24"/>
-          <w:szCs w:val="24"/>
-        </w:rPr>
-      </w:pPr>
-    </w:p>
-    <w:p>
-      <w:pPr>
-        <w:jc w:val="both"/>
-        <w:rPr>
-          <w:sz w:val="24"/>
-          <w:szCs w:val="24"/>
-        </w:rPr>
-      </w:pPr>
-      <w:r>
-        <w:rPr>
-          <w:sz w:val="24"/>
-          <w:szCs w:val="24"/>
-        </w:rPr>
-        <w:drawing>
-          <wp:inline distT="0" distB="0" distL="0" distR="0" wp14:anchorId="374311D4" wp14:editId="5C2C89DD">
-            <wp:extent cx="3408883" cy="2618795"/>
-            <wp:effectExtent l="0" t="0" r="1270" b="0"/>
-            <wp:docPr id="2" name="Imagen 2"/>
-            <wp:cNvGraphicFramePr>
-              <a:graphicFrameLocks xmlns:a="http://schemas.openxmlformats.org/drawingml/2006/main" noChangeAspect="1"/>
-            </wp:cNvGraphicFramePr>
-            <a:graphic xmlns:a="http://schemas.openxmlformats.org/drawingml/2006/main">
-              <a:graphicData uri="http://schemas.openxmlformats.org/drawingml/2006/picture">
-                <pic:pic xmlns:pic="http://schemas.openxmlformats.org/drawingml/2006/picture">
-                  <pic:nvPicPr>
-                    <pic:cNvPr id="1" name=""/>
-                    <pic:cNvPicPr/>
-                  </pic:nvPicPr>
-                  <pic:blipFill>
-                    <a:blip r:embed="rId8"/>
-                    <a:stretch>
-                      <a:fillRect/>
-                    </a:stretch>
-                  </pic:blipFill>
-                  <pic:spPr>
-                    <a:xfrm>
-                      <a:off x="0" y="0"/>
-                      <a:ext cx="3412031" cy="2621214"/>
-                    </a:xfrm>
-                    <a:prstGeom prst="rect">
-                      <a:avLst/>
-                    </a:prstGeom>
-                  </pic:spPr>
-                </pic:pic>
-              </a:graphicData>
-            </a:graphic>
-          </wp:inline>
-        </w:drawing>
-      </w:r>
-      <w:bookmarkStart w:id="0" w:name="_GoBack"/>
-      <w:bookmarkEnd w:id="0"/>
-      <w:r>
-        <w:rPr>
-          <w:sz w:val="24"/>
-          <w:szCs w:val="24"/>
-        </w:rPr>
-        <w:br w:type="textWrapping" w:clear="all"/>
-      </w:r>
     </w:p>
     <w:p>
       <w:pPr>
@@ -280,7 +1083,7 @@
 </file>
 
 <file path=word/endnotes.xml><?xml version="1.0" encoding="utf-8"?>
-<w:endnotes xmlns:wpc="http://schemas.microsoft.com/office/word/2010/wordprocessingCanvas" xmlns:cx="http://schemas.microsoft.com/office/drawing/2014/chartex" xmlns:cx1="http://schemas.microsoft.com/office/drawing/2015/9/8/chartex" xmlns:mc="http://schemas.openxmlformats.org/markup-compatibility/2006" xmlns:o="urn:schemas-microsoft-com:office:office" xmlns:r="http://schemas.openxmlformats.org/officeDocument/2006/relationships" xmlns:m="http://schemas.openxmlformats.org/officeDocument/2006/math" xmlns:v="urn:schemas-microsoft-com:vml" xmlns:wp14="http://schemas.microsoft.com/office/word/2010/wordprocessingDrawing" xmlns:wp="http://schemas.openxmlformats.org/drawingml/2006/wordprocessingDrawing" xmlns:w10="urn:schemas-microsoft-com:office:word" xmlns:w="http://schemas.openxmlformats.org/wordprocessingml/2006/main" xmlns:w14="http://schemas.microsoft.com/office/word/2010/wordml" xmlns:w15="http://schemas.microsoft.com/office/word/2012/wordml" xmlns:w16se="http://schemas.microsoft.com/office/word/2015/wordml/symex" xmlns:wpg="http://schemas.microsoft.com/office/word/2010/wordprocessingGroup" xmlns:wpi="http://schemas.microsoft.com/office/word/2010/wordprocessingInk" xmlns:wne="http://schemas.microsoft.com/office/word/2006/wordml" xmlns:wps="http://schemas.microsoft.com/office/word/2010/wordprocessingShape" mc:Ignorable="w14 w15 w16se wp14">
+<w:endnotes xmlns:wpc="http://schemas.microsoft.com/office/word/2010/wordprocessingCanvas" xmlns:cx="http://schemas.microsoft.com/office/drawing/2014/chartex" xmlns:cx1="http://schemas.microsoft.com/office/drawing/2015/9/8/chartex" xmlns:cx2="http://schemas.microsoft.com/office/drawing/2015/10/21/chartex" xmlns:cx3="http://schemas.microsoft.com/office/drawing/2016/5/9/chartex" xmlns:cx4="http://schemas.microsoft.com/office/drawing/2016/5/10/chartex" xmlns:cx5="http://schemas.microsoft.com/office/drawing/2016/5/11/chartex" xmlns:cx6="http://schemas.microsoft.com/office/drawing/2016/5/12/chartex" xmlns:cx7="http://schemas.microsoft.com/office/drawing/2016/5/13/chartex" xmlns:cx8="http://schemas.microsoft.com/office/drawing/2016/5/14/chartex" xmlns:mc="http://schemas.openxmlformats.org/markup-compatibility/2006" xmlns:aink="http://schemas.microsoft.com/office/drawing/2016/ink" xmlns:am3d="http://schemas.microsoft.com/office/drawing/2017/model3d" xmlns:o="urn:schemas-microsoft-com:office:office" xmlns:oel="http://schemas.microsoft.com/office/2019/extlst" xmlns:r="http://schemas.openxmlformats.org/officeDocument/2006/relationships" xmlns:m="http://schemas.openxmlformats.org/officeDocument/2006/math" xmlns:v="urn:schemas-microsoft-com:vml" xmlns:wp14="http://schemas.microsoft.com/office/word/2010/wordprocessingDrawing" xmlns:wp="http://schemas.openxmlformats.org/drawingml/2006/wordprocessingDrawing" xmlns:w10="urn:schemas-microsoft-com:office:word" xmlns:w="http://schemas.openxmlformats.org/wordprocessingml/2006/main" xmlns:w14="http://schemas.microsoft.com/office/word/2010/wordml" xmlns:w15="http://schemas.microsoft.com/office/word/2012/wordml" xmlns:w16cex="http://schemas.microsoft.com/office/word/2018/wordml/cex" xmlns:w16cid="http://schemas.microsoft.com/office/word/2016/wordml/cid" xmlns:w16="http://schemas.microsoft.com/office/word/2018/wordml" xmlns:w16du="http://schemas.microsoft.com/office/word/2023/wordml/word16du" xmlns:w16sdtdh="http://schemas.microsoft.com/office/word/2020/wordml/sdtdatahash" xmlns:w16sdtfl="http://schemas.microsoft.com/office/word/2024/wordml/sdtformatlock" xmlns:w16se="http://schemas.microsoft.com/office/word/2015/wordml/symex" xmlns:wpg="http://schemas.microsoft.com/office/word/2010/wordprocessingGroup" xmlns:wpi="http://schemas.microsoft.com/office/word/2010/wordprocessingInk" xmlns:wne="http://schemas.microsoft.com/office/word/2006/wordml" xmlns:wps="http://schemas.microsoft.com/office/word/2010/wordprocessingShape" mc:Ignorable="w14 w15 w16se w16cid w16 w16cex w16sdtdh w16sdtfl w16du wp14">
   <w:endnote w:type="separator" w:id="-1">
     <w:p>
       <w:pPr>
@@ -305,7 +1108,7 @@
 </file>
 
 <file path=word/footnotes.xml><?xml version="1.0" encoding="utf-8"?>
-<w:footnotes xmlns:wpc="http://schemas.microsoft.com/office/word/2010/wordprocessingCanvas" xmlns:cx="http://schemas.microsoft.com/office/drawing/2014/chartex" xmlns:cx1="http://schemas.microsoft.com/office/drawing/2015/9/8/chartex" xmlns:mc="http://schemas.openxmlformats.org/markup-compatibility/2006" xmlns:o="urn:schemas-microsoft-com:office:office" xmlns:r="http://schemas.openxmlformats.org/officeDocument/2006/relationships" xmlns:m="http://schemas.openxmlformats.org/officeDocument/2006/math" xmlns:v="urn:schemas-microsoft-com:vml" xmlns:wp14="http://schemas.microsoft.com/office/word/2010/wordprocessingDrawing" xmlns:wp="http://schemas.openxmlformats.org/drawingml/2006/wordprocessingDrawing" xmlns:w10="urn:schemas-microsoft-com:office:word" xmlns:w="http://schemas.openxmlformats.org/wordprocessingml/2006/main" xmlns:w14="http://schemas.microsoft.com/office/word/2010/wordml" xmlns:w15="http://schemas.microsoft.com/office/word/2012/wordml" xmlns:w16se="http://schemas.microsoft.com/office/word/2015/wordml/symex" xmlns:wpg="http://schemas.microsoft.com/office/word/2010/wordprocessingGroup" xmlns:wpi="http://schemas.microsoft.com/office/word/2010/wordprocessingInk" xmlns:wne="http://schemas.microsoft.com/office/word/2006/wordml" xmlns:wps="http://schemas.microsoft.com/office/word/2010/wordprocessingShape" mc:Ignorable="w14 w15 w16se wp14">
+<w:footnotes xmlns:wpc="http://schemas.microsoft.com/office/word/2010/wordprocessingCanvas" xmlns:cx="http://schemas.microsoft.com/office/drawing/2014/chartex" xmlns:cx1="http://schemas.microsoft.com/office/drawing/2015/9/8/chartex" xmlns:cx2="http://schemas.microsoft.com/office/drawing/2015/10/21/chartex" xmlns:cx3="http://schemas.microsoft.com/office/drawing/2016/5/9/chartex" xmlns:cx4="http://schemas.microsoft.com/office/drawing/2016/5/10/chartex" xmlns:cx5="http://schemas.microsoft.com/office/drawing/2016/5/11/chartex" xmlns:cx6="http://schemas.microsoft.com/office/drawing/2016/5/12/chartex" xmlns:cx7="http://schemas.microsoft.com/office/drawing/2016/5/13/chartex" xmlns:cx8="http://schemas.microsoft.com/office/drawing/2016/5/14/chartex" xmlns:mc="http://schemas.openxmlformats.org/markup-compatibility/2006" xmlns:aink="http://schemas.microsoft.com/office/drawing/2016/ink" xmlns:am3d="http://schemas.microsoft.com/office/drawing/2017/model3d" xmlns:o="urn:schemas-microsoft-com:office:office" xmlns:oel="http://schemas.microsoft.com/office/2019/extlst" xmlns:r="http://schemas.openxmlformats.org/officeDocument/2006/relationships" xmlns:m="http://schemas.openxmlformats.org/officeDocument/2006/math" xmlns:v="urn:schemas-microsoft-com:vml" xmlns:wp14="http://schemas.microsoft.com/office/word/2010/wordprocessingDrawing" xmlns:wp="http://schemas.openxmlformats.org/drawingml/2006/wordprocessingDrawing" xmlns:w10="urn:schemas-microsoft-com:office:word" xmlns:w="http://schemas.openxmlformats.org/wordprocessingml/2006/main" xmlns:w14="http://schemas.microsoft.com/office/word/2010/wordml" xmlns:w15="http://schemas.microsoft.com/office/word/2012/wordml" xmlns:w16cex="http://schemas.microsoft.com/office/word/2018/wordml/cex" xmlns:w16cid="http://schemas.microsoft.com/office/word/2016/wordml/cid" xmlns:w16="http://schemas.microsoft.com/office/word/2018/wordml" xmlns:w16du="http://schemas.microsoft.com/office/word/2023/wordml/word16du" xmlns:w16sdtdh="http://schemas.microsoft.com/office/word/2020/wordml/sdtdatahash" xmlns:w16sdtfl="http://schemas.microsoft.com/office/word/2024/wordml/sdtformatlock" xmlns:w16se="http://schemas.microsoft.com/office/word/2015/wordml/symex" xmlns:wpg="http://schemas.microsoft.com/office/word/2010/wordprocessingGroup" xmlns:wpi="http://schemas.microsoft.com/office/word/2010/wordprocessingInk" xmlns:wne="http://schemas.microsoft.com/office/word/2006/wordml" xmlns:wps="http://schemas.microsoft.com/office/word/2010/wordprocessingShape" mc:Ignorable="w14 w15 w16se w16cid w16 w16cex w16sdtdh w16sdtfl w16du wp14">
   <w:footnote w:type="separator" w:id="-1">
     <w:p>
       <w:pPr>
@@ -330,32 +1133,21 @@
 </file>
 
 <file path=word/header1.xml><?xml version="1.0" encoding="utf-8"?>
-<w:hdr xmlns:wpc="http://schemas.microsoft.com/office/word/2010/wordprocessingCanvas" xmlns:cx="http://schemas.microsoft.com/office/drawing/2014/chartex" xmlns:cx1="http://schemas.microsoft.com/office/drawing/2015/9/8/chartex" xmlns:mc="http://schemas.openxmlformats.org/markup-compatibility/2006" xmlns:o="urn:schemas-microsoft-com:office:office" xmlns:r="http://schemas.openxmlformats.org/officeDocument/2006/relationships" xmlns:m="http://schemas.openxmlformats.org/officeDocument/2006/math" xmlns:v="urn:schemas-microsoft-com:vml" xmlns:wp14="http://schemas.microsoft.com/office/word/2010/wordprocessingDrawing" xmlns:wp="http://schemas.openxmlformats.org/drawingml/2006/wordprocessingDrawing" xmlns:w10="urn:schemas-microsoft-com:office:word" xmlns:w="http://schemas.openxmlformats.org/wordprocessingml/2006/main" xmlns:w14="http://schemas.microsoft.com/office/word/2010/wordml" xmlns:w15="http://schemas.microsoft.com/office/word/2012/wordml" xmlns:w16se="http://schemas.microsoft.com/office/word/2015/wordml/symex" xmlns:wpg="http://schemas.microsoft.com/office/word/2010/wordprocessingGroup" xmlns:wpi="http://schemas.microsoft.com/office/word/2010/wordprocessingInk" xmlns:wne="http://schemas.microsoft.com/office/word/2006/wordml" xmlns:wps="http://schemas.microsoft.com/office/word/2010/wordprocessingShape" mc:Ignorable="w14 w15 w16se wp14">
+<w:hdr xmlns:wpc="http://schemas.microsoft.com/office/word/2010/wordprocessingCanvas" xmlns:cx="http://schemas.microsoft.com/office/drawing/2014/chartex" xmlns:cx1="http://schemas.microsoft.com/office/drawing/2015/9/8/chartex" xmlns:cx2="http://schemas.microsoft.com/office/drawing/2015/10/21/chartex" xmlns:cx3="http://schemas.microsoft.com/office/drawing/2016/5/9/chartex" xmlns:cx4="http://schemas.microsoft.com/office/drawing/2016/5/10/chartex" xmlns:cx5="http://schemas.microsoft.com/office/drawing/2016/5/11/chartex" xmlns:cx6="http://schemas.microsoft.com/office/drawing/2016/5/12/chartex" xmlns:cx7="http://schemas.microsoft.com/office/drawing/2016/5/13/chartex" xmlns:cx8="http://schemas.microsoft.com/office/drawing/2016/5/14/chartex" xmlns:mc="http://schemas.openxmlformats.org/markup-compatibility/2006" xmlns:aink="http://schemas.microsoft.com/office/drawing/2016/ink" xmlns:am3d="http://schemas.microsoft.com/office/drawing/2017/model3d" xmlns:o="urn:schemas-microsoft-com:office:office" xmlns:oel="http://schemas.microsoft.com/office/2019/extlst" xmlns:r="http://schemas.openxmlformats.org/officeDocument/2006/relationships" xmlns:m="http://schemas.openxmlformats.org/officeDocument/2006/math" xmlns:v="urn:schemas-microsoft-com:vml" xmlns:wp14="http://schemas.microsoft.com/office/word/2010/wordprocessingDrawing" xmlns:wp="http://schemas.openxmlformats.org/drawingml/2006/wordprocessingDrawing" xmlns:w10="urn:schemas-microsoft-com:office:word" xmlns:w="http://schemas.openxmlformats.org/wordprocessingml/2006/main" xmlns:w14="http://schemas.microsoft.com/office/word/2010/wordml" xmlns:w15="http://schemas.microsoft.com/office/word/2012/wordml" xmlns:w16cex="http://schemas.microsoft.com/office/word/2018/wordml/cex" xmlns:w16cid="http://schemas.microsoft.com/office/word/2016/wordml/cid" xmlns:w16="http://schemas.microsoft.com/office/word/2018/wordml" xmlns:w16du="http://schemas.microsoft.com/office/word/2023/wordml/word16du" xmlns:w16sdtdh="http://schemas.microsoft.com/office/word/2020/wordml/sdtdatahash" xmlns:w16sdtfl="http://schemas.microsoft.com/office/word/2024/wordml/sdtformatlock" xmlns:w16se="http://schemas.microsoft.com/office/word/2015/wordml/symex" xmlns:wpg="http://schemas.microsoft.com/office/word/2010/wordprocessingGroup" xmlns:wpi="http://schemas.microsoft.com/office/word/2010/wordprocessingInk" xmlns:wne="http://schemas.microsoft.com/office/word/2006/wordml" xmlns:wps="http://schemas.microsoft.com/office/word/2010/wordprocessingShape" mc:Ignorable="w14 w15 w16se w16cid w16 w16cex w16sdtdh w16sdtfl w16du wp14">
   <w:p>
     <w:pPr>
       <w:pStyle w:val="Encabezado"/>
       <w:jc w:val="center"/>
     </w:pPr>
     <w:r>
-      <w:t xml:space="preserve">PRACTICA </w:t>
+      <w:t>PRACTICA 6</w:t>
     </w:r>
     <w:r>
-      <w:t>6</w:t>
-    </w:r>
-    <w:r>
-      <w:t xml:space="preserve"> Extra</w:t>
+      <w:t>EXTRA</w:t>
     </w:r>
     <w:r>
       <w:tab/>
-      <w:t xml:space="preserve">Alberto </w:t>
-    </w:r>
-    <w:proofErr w:type="spellStart"/>
-    <w:r>
-      <w:t>Cienfueugos</w:t>
-    </w:r>
-    <w:proofErr w:type="spellEnd"/>
-    <w:r>
-      <w:t xml:space="preserve"> Álvarez UO308387</w:t>
+      <w:t>Alberto Cienfueugos Álvarez UO308387</w:t>
     </w:r>
   </w:p>
   <w:p>
@@ -367,7 +1159,7 @@
 </file>
 
 <file path=word/numbering.xml><?xml version="1.0" encoding="utf-8"?>
-<w:numbering xmlns:wpc="http://schemas.microsoft.com/office/word/2010/wordprocessingCanvas" xmlns:cx="http://schemas.microsoft.com/office/drawing/2014/chartex" xmlns:cx1="http://schemas.microsoft.com/office/drawing/2015/9/8/chartex" xmlns:mc="http://schemas.openxmlformats.org/markup-compatibility/2006" xmlns:o="urn:schemas-microsoft-com:office:office" xmlns:r="http://schemas.openxmlformats.org/officeDocument/2006/relationships" xmlns:m="http://schemas.openxmlformats.org/officeDocument/2006/math" xmlns:v="urn:schemas-microsoft-com:vml" xmlns:wp14="http://schemas.microsoft.com/office/word/2010/wordprocessingDrawing" xmlns:wp="http://schemas.openxmlformats.org/drawingml/2006/wordprocessingDrawing" xmlns:w10="urn:schemas-microsoft-com:office:word" xmlns:w="http://schemas.openxmlformats.org/wordprocessingml/2006/main" xmlns:w14="http://schemas.microsoft.com/office/word/2010/wordml" xmlns:w15="http://schemas.microsoft.com/office/word/2012/wordml" xmlns:w16se="http://schemas.microsoft.com/office/word/2015/wordml/symex" xmlns:wpg="http://schemas.microsoft.com/office/word/2010/wordprocessingGroup" xmlns:wpi="http://schemas.microsoft.com/office/word/2010/wordprocessingInk" xmlns:wne="http://schemas.microsoft.com/office/word/2006/wordml" xmlns:wps="http://schemas.microsoft.com/office/word/2010/wordprocessingShape" mc:Ignorable="w14 w15 w16se wp14">
+<w:numbering xmlns:wpc="http://schemas.microsoft.com/office/word/2010/wordprocessingCanvas" xmlns:cx="http://schemas.microsoft.com/office/drawing/2014/chartex" xmlns:cx1="http://schemas.microsoft.com/office/drawing/2015/9/8/chartex" xmlns:cx2="http://schemas.microsoft.com/office/drawing/2015/10/21/chartex" xmlns:cx3="http://schemas.microsoft.com/office/drawing/2016/5/9/chartex" xmlns:cx4="http://schemas.microsoft.com/office/drawing/2016/5/10/chartex" xmlns:cx5="http://schemas.microsoft.com/office/drawing/2016/5/11/chartex" xmlns:cx6="http://schemas.microsoft.com/office/drawing/2016/5/12/chartex" xmlns:cx7="http://schemas.microsoft.com/office/drawing/2016/5/13/chartex" xmlns:cx8="http://schemas.microsoft.com/office/drawing/2016/5/14/chartex" xmlns:mc="http://schemas.openxmlformats.org/markup-compatibility/2006" xmlns:aink="http://schemas.microsoft.com/office/drawing/2016/ink" xmlns:am3d="http://schemas.microsoft.com/office/drawing/2017/model3d" xmlns:o="urn:schemas-microsoft-com:office:office" xmlns:oel="http://schemas.microsoft.com/office/2019/extlst" xmlns:r="http://schemas.openxmlformats.org/officeDocument/2006/relationships" xmlns:m="http://schemas.openxmlformats.org/officeDocument/2006/math" xmlns:v="urn:schemas-microsoft-com:vml" xmlns:wp14="http://schemas.microsoft.com/office/word/2010/wordprocessingDrawing" xmlns:wp="http://schemas.openxmlformats.org/drawingml/2006/wordprocessingDrawing" xmlns:w10="urn:schemas-microsoft-com:office:word" xmlns:w="http://schemas.openxmlformats.org/wordprocessingml/2006/main" xmlns:w14="http://schemas.microsoft.com/office/word/2010/wordml" xmlns:w15="http://schemas.microsoft.com/office/word/2012/wordml" xmlns:w16cex="http://schemas.microsoft.com/office/word/2018/wordml/cex" xmlns:w16cid="http://schemas.microsoft.com/office/word/2016/wordml/cid" xmlns:w16="http://schemas.microsoft.com/office/word/2018/wordml" xmlns:w16du="http://schemas.microsoft.com/office/word/2023/wordml/word16du" xmlns:w16sdtdh="http://schemas.microsoft.com/office/word/2020/wordml/sdtdatahash" xmlns:w16sdtfl="http://schemas.microsoft.com/office/word/2024/wordml/sdtformatlock" xmlns:w16se="http://schemas.microsoft.com/office/word/2015/wordml/symex" xmlns:wpg="http://schemas.microsoft.com/office/word/2010/wordprocessingGroup" xmlns:wpi="http://schemas.microsoft.com/office/word/2010/wordprocessingInk" xmlns:wne="http://schemas.microsoft.com/office/word/2006/wordml" xmlns:wps="http://schemas.microsoft.com/office/word/2010/wordprocessingShape" mc:Ignorable="w14 w15 w16se w16cid w16 w16cex w16sdtdh w16sdtfl w16du wp14">
   <w:abstractNum w:abstractNumId="0" w15:restartNumberingAfterBreak="0">
     <w:nsid w:val="7BF4162D"/>
     <w:multiLevelType w:val="hybridMultilevel"/>
@@ -457,14 +1249,14 @@
       </w:pPr>
     </w:lvl>
   </w:abstractNum>
-  <w:num w:numId="1">
+  <w:num w:numId="1" w16cid:durableId="1983729054">
     <w:abstractNumId w:val="0"/>
   </w:num>
 </w:numbering>
 </file>
 
 <file path=word/styles.xml><?xml version="1.0" encoding="utf-8"?>
-<w:styles xmlns:mc="http://schemas.openxmlformats.org/markup-compatibility/2006" xmlns:r="http://schemas.openxmlformats.org/officeDocument/2006/relationships" xmlns:w="http://schemas.openxmlformats.org/wordprocessingml/2006/main" xmlns:w14="http://schemas.microsoft.com/office/word/2010/wordml" xmlns:w15="http://schemas.microsoft.com/office/word/2012/wordml" xmlns:w16se="http://schemas.microsoft.com/office/word/2015/wordml/symex" mc:Ignorable="w14 w15 w16se">
+<w:styles xmlns:mc="http://schemas.openxmlformats.org/markup-compatibility/2006" xmlns:r="http://schemas.openxmlformats.org/officeDocument/2006/relationships" xmlns:w="http://schemas.openxmlformats.org/wordprocessingml/2006/main" xmlns:w14="http://schemas.microsoft.com/office/word/2010/wordml" xmlns:w15="http://schemas.microsoft.com/office/word/2012/wordml" xmlns:w16cex="http://schemas.microsoft.com/office/word/2018/wordml/cex" xmlns:w16cid="http://schemas.microsoft.com/office/word/2016/wordml/cid" xmlns:w16="http://schemas.microsoft.com/office/word/2018/wordml" xmlns:w16du="http://schemas.microsoft.com/office/word/2023/wordml/word16du" xmlns:w16sdtdh="http://schemas.microsoft.com/office/word/2020/wordml/sdtdatahash" xmlns:w16sdtfl="http://schemas.microsoft.com/office/word/2024/wordml/sdtformatlock" xmlns:w16se="http://schemas.microsoft.com/office/word/2015/wordml/symex" mc:Ignorable="w14 w15 w16se w16cid w16 w16cex w16sdtdh w16sdtfl w16du">
   <w:docDefaults>
     <w:rPrDefault>
       <w:rPr>
@@ -482,7 +1274,7 @@
       </w:pPr>
     </w:pPrDefault>
   </w:docDefaults>
-  <w:latentStyles w:defLockedState="0" w:defUIPriority="99" w:defSemiHidden="0" w:defUnhideWhenUsed="0" w:defQFormat="0" w:count="371">
+  <w:latentStyles w:defLockedState="0" w:defUIPriority="99" w:defSemiHidden="0" w:defUnhideWhenUsed="0" w:defQFormat="0" w:count="376">
     <w:lsdException w:name="Normal" w:uiPriority="0" w:qFormat="1"/>
     <w:lsdException w:name="heading 1" w:uiPriority="9" w:qFormat="1"/>
     <w:lsdException w:name="heading 2" w:semiHidden="1" w:uiPriority="9" w:unhideWhenUsed="1" w:qFormat="1"/>
@@ -854,11 +1646,16 @@
     <w:lsdException w:name="List Table 5 Dark Accent 6" w:uiPriority="50"/>
     <w:lsdException w:name="List Table 6 Colorful Accent 6" w:uiPriority="51"/>
     <w:lsdException w:name="List Table 7 Colorful Accent 6" w:uiPriority="52"/>
+    <w:lsdException w:name="Mention" w:semiHidden="1" w:unhideWhenUsed="1"/>
+    <w:lsdException w:name="Smart Hyperlink" w:semiHidden="1" w:unhideWhenUsed="1"/>
+    <w:lsdException w:name="Hashtag" w:semiHidden="1" w:unhideWhenUsed="1"/>
+    <w:lsdException w:name="Unresolved Mention" w:semiHidden="1" w:unhideWhenUsed="1"/>
+    <w:lsdException w:name="Smart Link" w:semiHidden="1" w:unhideWhenUsed="1"/>
   </w:latentStyles>
   <w:style w:type="paragraph" w:default="1" w:styleId="Normal">
     <w:name w:val="Normal"/>
     <w:qFormat/>
-    <w:rsid w:val="00576651"/>
+    <w:rsid w:val="00782053"/>
     <w:rPr>
       <w:kern w:val="0"/>
       <w14:ligatures w14:val="none"/>
